--- a/docs/Super Dog Adventure Guide.docx
+++ b/docs/Super Dog Adventure Guide.docx
@@ -19,10 +19,36 @@
           <w:rPr>
             <w:rStyle w:val="Hyperlink"/>
           </w:rPr>
+          <w:t>https://hellovlt.github.io/super-dog-island-adventure/</w:t>
+        </w:r>
+      </w:hyperlink>
+      <w:r/>
+    </w:p>
+    <w:p>
+      <w:r>
+        <w:t>Open that address on any computer or tablet. To keep it on the home screen, use the install icon in the address bar</w:t>
+      </w:r>
+    </w:p>
+    <w:p>
+      <w:r>
+        <w:t>(Chrome or Edge) or Share → Add to Home Screen (iPad). After that the game opens like an app and works without internet.</w:t>
+      </w:r>
+    </w:p>
+    <w:p>
+      <w:r>
+        <w:t xml:space="preserve">The game also runs from this computer at </w:t>
+      </w:r>
+      <w:hyperlink r:id="rId10">
+        <w:r>
+          <w:rPr>
+            <w:rStyle w:val="Hyperlink"/>
+          </w:rPr>
           <w:t>http://localhost:5173/</w:t>
         </w:r>
       </w:hyperlink>
-      <w:r/>
+      <w:r>
+        <w:t xml:space="preserve"> while the local server is running.</w:t>
+      </w:r>
     </w:p>
     <w:p>
       <w:r>
@@ -39,7 +65,7 @@
     </w:p>
     <w:p>
       <w:r>
-        <w:t>If the page does not open, open PowerShell in C:\Users\serbo\Coding\ART03 SuperDog and run npm start. Keep the terminal open. Node.js 18 or newer and a browser with WebGL 2 are required. Chrome and Edge are supported targets.</w:t>
+        <w:t>If the page does not open, open PowerShell in the game folder and run npm start. Keep the terminal open. Node.js 18 or newer and a browser with WebGL 2 are required. Chrome and Edge are supported targets.</w:t>
       </w:r>
     </w:p>
     <w:p>
@@ -347,7 +373,7 @@
       <w:r>
         <w:t xml:space="preserve">The earlier six-world platformer is available at </w:t>
       </w:r>
-      <w:hyperlink r:id="rId10">
+      <w:hyperlink r:id="rId11">
         <w:r>
           <w:rPr>
             <w:rStyle w:val="Hyperlink"/>

--- a/docs/Super Dog Adventure Guide.docx
+++ b/docs/Super Dog Adventure Guide.docx
@@ -141,6 +141,29 @@
         <w:pStyle w:val="Heading1"/>
       </w:pPr>
       <w:r>
+        <w:t>Playing with friends</w:t>
+      </w:r>
+    </w:p>
+    <w:p>
+      <w:r>
+        <w:t>Choose Play with friends in the main menu. One of you presses Start a game and reads out the five letters; everyone else types them into Join. Up to eight of you can run around the same island together, seeing each other's dogs, hats and barks.</w:t>
+      </w:r>
+    </w:p>
+    <w:p>
+      <w:r>
+        <w:t>Everyone still collects their own bones and rescues their own friends. Keep the code between friends: anyone who knows it can join. Your drawing stays private unless you switch on Show my drawing to friends.</w:t>
+      </w:r>
+    </w:p>
+    <w:p>
+      <w:r>
+        <w:t>If joining does not work, the two devices cannot reach each other directly; this happens on some school and mobile connections. Try the same wifi.</w:t>
+      </w:r>
+    </w:p>
+    <w:p>
+      <w:pPr>
+        <w:pStyle w:val="Heading1"/>
+      </w:pPr>
+      <w:r>
         <w:t>Guides, Bone Rush, and the wardrobe</w:t>
       </w:r>
     </w:p>
@@ -263,6 +286,14 @@
       </w:pPr>
       <w:r>
         <w:t>Talk to a guide: E.</w:t>
+      </w:r>
+    </w:p>
+    <w:p>
+      <w:pPr>
+        <w:pStyle w:val="ListBullet"/>
+      </w:pPr>
+      <w:r>
+        <w:t>Camera behind Super Dog: C (or the ◎ button).</w:t>
       </w:r>
     </w:p>
     <w:p>

--- a/docs/Super Dog Adventure Guide.docx
+++ b/docs/Super Dog Adventure Guide.docx
@@ -180,6 +180,34 @@
     <w:p>
       <w:r>
         <w:t>Bones buy new capes, hats, and fur colors in the Wardrobe on the main menu. Super Dog spins around so you can see each choice.</w:t>
+      </w:r>
+    </w:p>
+    <w:p>
+      <w:pPr>
+        <w:pStyle w:val="Heading1"/>
+      </w:pPr>
+      <w:r>
+        <w:t>Stories and subtitles</w:t>
+      </w:r>
+    </w:p>
+    <w:p>
+      <w:r>
+        <w:t>Open the Story book in the main menu. It fills up as you play: every world, every secret and every giant adds a</w:t>
+      </w:r>
+    </w:p>
+    <w:p>
+      <w:r>
+        <w:t>story. Press Read it to me and a friendly voice reads it aloud, with the words shown on screen at the same time.</w:t>
+      </w:r>
+    </w:p>
+    <w:p>
+      <w:r>
+        <w:t>If you cannot hear, turn on subtitles in Settings. Choose Speech to see what is said, or Speech + sounds to</w:t>
+      </w:r>
+    </w:p>
+    <w:p>
+      <w:r>
+        <w:t>also see short notes such as "Woof!" or "Checkpoint chime".</w:t>
       </w:r>
     </w:p>
     <w:p>
